--- a/Manuales/README.docx
+++ b/Manuales/README.docx
@@ -28,7 +28,7 @@
         </w:p>
       </w:sdtContent>
     </w:sdt>
-    <w:bookmarkStart w:id="23" w:name="manuales-y-documentación-técnica--baliza"/>
+    <w:bookmarkStart w:id="24" w:name="manuales-y-documentación-técnica--baliza"/>
     <w:p>
       <w:pPr>
         <w:pStyle w:val="Heading1"/>
@@ -163,7 +163,7 @@
         <w:t xml:space="preserve">genera. Ver «Cómo se regeneran» al final.</w:t>
       </w:r>
     </w:p>
-    <w:bookmarkStart w:id="18" w:name="los-documentos"/>
+    <w:bookmarkStart w:id="19" w:name="los-documentos"/>
     <w:p>
       <w:pPr>
         <w:pStyle w:val="Heading2"/>
@@ -462,6 +462,50 @@
                 <w:rPr>
                   <w:rStyle w:val="VerbatimChar"/>
                 </w:rPr>
+                <w:t xml:space="preserve">MANUAL_USUARIO_APP.md</w:t>
+              </w:r>
+            </w:hyperlink>
+          </w:p>
+        </w:tc>
+        <w:tc>
+          <w:tcPr/>
+          <w:p>
+            <w:pPr>
+              <w:pStyle w:val="Compact"/>
+            </w:pPr>
+            <w:r>
+              <w:rPr>
+                <w:b/>
+                <w:bCs/>
+              </w:rPr>
+              <w:t xml:space="preserve">el instalador / técnico</w:t>
+            </w:r>
+          </w:p>
+        </w:tc>
+        <w:tc>
+          <w:tcPr/>
+          <w:p>
+            <w:pPr>
+              <w:pStyle w:val="Compact"/>
+            </w:pPr>
+            <w:r>
+              <w:t xml:space="preserve">Manual de usuario paso a paso con capturas para instalar el APK, vincular Bluetooth, programar el horario oficial en 1 toque y diagnosticar la luz</w:t>
+            </w:r>
+          </w:p>
+        </w:tc>
+      </w:tr>
+      <w:tr>
+        <w:tc>
+          <w:tcPr/>
+          <w:p>
+            <w:pPr>
+              <w:pStyle w:val="Compact"/>
+            </w:pPr>
+            <w:hyperlink r:id="rId18">
+              <w:r>
+                <w:rPr>
+                  <w:rStyle w:val="VerbatimChar"/>
+                </w:rPr>
                 <w:t xml:space="preserve">APP_MOVIL.md</w:t>
               </w:r>
             </w:hyperlink>
@@ -491,8 +535,8 @@
         </w:tc>
       </w:tr>
     </w:tbl>
-    <w:bookmarkEnd w:id="18"/>
-    <w:bookmarkStart w:id="20" w:name="X57e3ab552d2fada7124bf2fd8d7bf8eba91497a"/>
+    <w:bookmarkEnd w:id="19"/>
+    <w:bookmarkStart w:id="21" w:name="X57e3ab552d2fada7124bf2fd8d7bf8eba91497a"/>
     <w:p>
       <w:pPr>
         <w:pStyle w:val="Heading2"/>
@@ -511,7 +555,7 @@
       <w:r>
         <w:t xml:space="preserve"> </w:t>
       </w:r>
-      <w:hyperlink r:id="rId19">
+      <w:hyperlink r:id="rId20">
         <w:r>
           <w:rPr>
             <w:rStyle w:val="VerbatimChar"/>
@@ -607,8 +651,8 @@
         <w:t xml:space="preserve">está roto; las novedades después.</w:t>
       </w:r>
     </w:p>
-    <w:bookmarkEnd w:id="20"/>
-    <w:bookmarkStart w:id="21" w:name="cómo-se-regeneran-los-word"/>
+    <w:bookmarkEnd w:id="21"/>
+    <w:bookmarkStart w:id="22" w:name="cómo-se-regeneran-los-word"/>
     <w:p>
       <w:pPr>
         <w:pStyle w:val="Heading2"/>
@@ -888,8 +932,8 @@
         <w:t xml:space="preserve">lo que hay que correr antes de mandar un paquete a nadie.</w:t>
       </w:r>
     </w:p>
-    <w:bookmarkEnd w:id="21"/>
-    <w:bookmarkStart w:id="22" w:name="por-qué-los-docx-sí-se-versionan"/>
+    <w:bookmarkEnd w:id="22"/>
+    <w:bookmarkStart w:id="23" w:name="por-qué-los-docx-sí-se-versionan"/>
     <w:p>
       <w:pPr>
         <w:pStyle w:val="Heading2"/>
@@ -952,8 +996,8 @@
         <w:t xml:space="preserve">lo recibió. Ocupan unos 350 KB entre los seis.</w:t>
       </w:r>
     </w:p>
-    <w:bookmarkEnd w:id="22"/>
     <w:bookmarkEnd w:id="23"/>
+    <w:bookmarkEnd w:id="24"/>
     <w:sectPr>
       <w:footnotePr>
         <w:numRestart w:val="eachSect"/>
